--- a/assets/files/Surat_Undangan_Profesional_Microsoft_Word.docx
+++ b/assets/files/Surat_Undangan_Profesional_Microsoft_Word.docx
@@ -733,169 +733,8 @@
         </w:rPr>
         <w:t>Direktur Utama</w:t>
       </w:r>
-    </w:p>
-    <w:p>
-      <w:pPr>
-        <w:spacing w:after="0" w:line="360" w:lineRule="auto"/>
-        <w:rPr>
-          <w:rFonts w:ascii="Times New Roman" w:hAnsi="Times New Roman" w:cs="Times New Roman"/>
-        </w:rPr>
-      </w:pPr>
-      <w:r>
-        <w:rPr>
-          <w:rFonts w:ascii="Times New Roman" w:hAnsi="Times New Roman" w:cs="Times New Roman"/>
-        </w:rPr>
-        <w:br w:type="page"/>
-      </w:r>
-    </w:p>
-    <w:p>
-      <w:pPr>
-        <w:spacing w:after="0" w:line="360" w:lineRule="auto"/>
-        <w:jc w:val="center"/>
-        <w:rPr>
-          <w:rFonts w:ascii="Times New Roman" w:hAnsi="Times New Roman" w:cs="Times New Roman"/>
-          <w:sz w:val="32"/>
-          <w:szCs w:val="32"/>
-        </w:rPr>
-      </w:pPr>
-      <w:r>
-        <w:rPr>
-          <w:rFonts w:ascii="Times New Roman" w:hAnsi="Times New Roman" w:cs="Times New Roman"/>
-          <w:b/>
-          <w:sz w:val="32"/>
-          <w:szCs w:val="32"/>
-        </w:rPr>
-        <w:lastRenderedPageBreak/>
-        <w:t>LATIHAN MULTILEVEL LIST</w:t>
-      </w:r>
       <w:bookmarkStart w:id="0" w:name="_GoBack"/>
       <w:bookmarkEnd w:id="0"/>
-    </w:p>
-    <w:p>
-      <w:pPr>
-        <w:spacing w:after="0" w:line="360" w:lineRule="auto"/>
-        <w:rPr>
-          <w:rFonts w:ascii="Times New Roman" w:hAnsi="Times New Roman" w:cs="Times New Roman"/>
-        </w:rPr>
-      </w:pPr>
-      <w:r>
-        <w:rPr>
-          <w:rFonts w:ascii="Times New Roman" w:hAnsi="Times New Roman" w:cs="Times New Roman"/>
-        </w:rPr>
-        <w:t>1. BAB I</w:t>
-      </w:r>
-    </w:p>
-    <w:p>
-      <w:pPr>
-        <w:spacing w:after="0" w:line="360" w:lineRule="auto"/>
-        <w:rPr>
-          <w:rFonts w:ascii="Times New Roman" w:hAnsi="Times New Roman" w:cs="Times New Roman"/>
-        </w:rPr>
-      </w:pPr>
-      <w:r>
-        <w:rPr>
-          <w:rFonts w:ascii="Times New Roman" w:hAnsi="Times New Roman" w:cs="Times New Roman"/>
-        </w:rPr>
-        <w:t xml:space="preserve">    1.1 Latar Belakang</w:t>
-      </w:r>
-    </w:p>
-    <w:p>
-      <w:pPr>
-        <w:spacing w:after="0" w:line="360" w:lineRule="auto"/>
-        <w:rPr>
-          <w:rFonts w:ascii="Times New Roman" w:hAnsi="Times New Roman" w:cs="Times New Roman"/>
-        </w:rPr>
-      </w:pPr>
-      <w:r>
-        <w:rPr>
-          <w:rFonts w:ascii="Times New Roman" w:hAnsi="Times New Roman" w:cs="Times New Roman"/>
-        </w:rPr>
-        <w:t xml:space="preserve">    1.2 Tujuan</w:t>
-      </w:r>
-    </w:p>
-    <w:p>
-      <w:pPr>
-        <w:spacing w:after="0" w:line="360" w:lineRule="auto"/>
-        <w:rPr>
-          <w:rFonts w:ascii="Times New Roman" w:hAnsi="Times New Roman" w:cs="Times New Roman"/>
-        </w:rPr>
-      </w:pPr>
-      <w:r>
-        <w:rPr>
-          <w:rFonts w:ascii="Times New Roman" w:hAnsi="Times New Roman" w:cs="Times New Roman"/>
-        </w:rPr>
-        <w:t>2. BAB II</w:t>
-      </w:r>
-    </w:p>
-    <w:p>
-      <w:pPr>
-        <w:spacing w:after="0" w:line="360" w:lineRule="auto"/>
-        <w:rPr>
-          <w:rFonts w:ascii="Times New Roman" w:hAnsi="Times New Roman" w:cs="Times New Roman"/>
-        </w:rPr>
-      </w:pPr>
-      <w:r>
-        <w:rPr>
-          <w:rFonts w:ascii="Times New Roman" w:hAnsi="Times New Roman" w:cs="Times New Roman"/>
-        </w:rPr>
-        <w:t xml:space="preserve">    2.1 Pembahasan</w:t>
-      </w:r>
-    </w:p>
-    <w:p>
-      <w:pPr>
-        <w:spacing w:after="0" w:line="360" w:lineRule="auto"/>
-        <w:rPr>
-          <w:rFonts w:ascii="Times New Roman" w:hAnsi="Times New Roman" w:cs="Times New Roman"/>
-        </w:rPr>
-      </w:pPr>
-      <w:r>
-        <w:rPr>
-          <w:rFonts w:ascii="Times New Roman" w:hAnsi="Times New Roman" w:cs="Times New Roman"/>
-        </w:rPr>
-        <w:t xml:space="preserve">    2.2 Kesimpulan</w:t>
-      </w:r>
-    </w:p>
-    <w:p>
-      <w:pPr>
-        <w:spacing w:after="0" w:line="360" w:lineRule="auto"/>
-        <w:rPr>
-          <w:rFonts w:ascii="Times New Roman" w:hAnsi="Times New Roman" w:cs="Times New Roman"/>
-        </w:rPr>
-      </w:pPr>
-      <w:r>
-        <w:rPr>
-          <w:rFonts w:ascii="Times New Roman" w:hAnsi="Times New Roman" w:cs="Times New Roman"/>
-        </w:rPr>
-        <w:t>3. BAB III</w:t>
-      </w:r>
-    </w:p>
-    <w:p>
-      <w:pPr>
-        <w:spacing w:after="0" w:line="360" w:lineRule="auto"/>
-        <w:rPr>
-          <w:rFonts w:ascii="Times New Roman" w:hAnsi="Times New Roman" w:cs="Times New Roman"/>
-        </w:rPr>
-      </w:pPr>
-      <w:r>
-        <w:rPr>
-          <w:rFonts w:ascii="Times New Roman" w:hAnsi="Times New Roman" w:cs="Times New Roman"/>
-        </w:rPr>
-        <w:t xml:space="preserve">    3.1 Saran</w:t>
-      </w:r>
-    </w:p>
-    <w:p>
-      <w:pPr>
-        <w:spacing w:after="0" w:line="360" w:lineRule="auto"/>
-        <w:rPr>
-          <w:rFonts w:ascii="Times New Roman" w:hAnsi="Times New Roman" w:cs="Times New Roman"/>
-        </w:rPr>
-      </w:pPr>
-      <w:r>
-        <w:rPr>
-          <w:rFonts w:ascii="Times New Roman" w:hAnsi="Times New Roman" w:cs="Times New Roman"/>
-        </w:rPr>
-        <w:t xml:space="preserve">    3.2 Penutup</w:t>
-      </w:r>
     </w:p>
     <w:sectPr>
       <w:pgSz w:w="11906" w:h="16838" w:code="9"/>
@@ -12818,7 +12657,7 @@
 </file>
 
 <file path=customXml/itemProps1.xml><?xml version="1.0" encoding="utf-8"?>
-<ds:datastoreItem xmlns:ds="http://schemas.openxmlformats.org/officeDocument/2006/customXml" ds:itemID="{E9D9C62D-28BC-4331-9BDC-AC9F61DCFCC8}">
+<ds:datastoreItem xmlns:ds="http://schemas.openxmlformats.org/officeDocument/2006/customXml" ds:itemID="{D741373D-CF46-4155-8FA6-F9FA6B4AB16A}">
   <ds:schemaRefs>
     <ds:schemaRef ds:uri="http://schemas.openxmlformats.org/officeDocument/2006/bibliography"/>
   </ds:schemaRefs>
